--- a/data_code_analysis/README_RunningAnalysis.docx
+++ b/data_code_analysis/README_RunningAnalysis.docx
@@ -20,7 +20,7 @@
           <w:sz w:val="24"/>
           <w:szCs w:val="24"/>
         </w:rPr>
-        <w:t>[</w:t>
+        <w:t>[UPDATED 0</w:t>
       </w:r>
       <w:r>
         <w:rPr>
@@ -30,7 +30,7 @@
           <w:sz w:val="24"/>
           <w:szCs w:val="24"/>
         </w:rPr>
-        <w:t xml:space="preserve">CREATED </w:t>
+        <w:t>3</w:t>
       </w:r>
       <w:r>
         <w:rPr>
@@ -40,7 +40,7 @@
           <w:sz w:val="24"/>
           <w:szCs w:val="24"/>
         </w:rPr>
-        <w:t>08/25/2024</w:t>
+        <w:t>/</w:t>
       </w:r>
       <w:r>
         <w:rPr>
@@ -50,7 +50,7 @@
           <w:sz w:val="24"/>
           <w:szCs w:val="24"/>
         </w:rPr>
-        <w:t>, QDC</w:t>
+        <w:t>10</w:t>
       </w:r>
       <w:r>
         <w:rPr>
@@ -60,11 +60,9 @@
           <w:sz w:val="24"/>
           <w:szCs w:val="24"/>
         </w:rPr>
-        <w:t xml:space="preserve">] </w:t>
-      </w:r>
-    </w:p>
-    <w:p>
-      <w:pPr>
+        <w:t>/202</w:t>
+      </w:r>
+      <w:r>
         <w:rPr>
           <w:rFonts w:ascii="Times New Roman" w:hAnsi="Times New Roman" w:cs="Times New Roman"/>
           <w:b/>
@@ -72,36 +70,7 @@
           <w:sz w:val="24"/>
           <w:szCs w:val="24"/>
         </w:rPr>
-      </w:pPr>
-      <w:r>
-        <w:rPr>
-          <w:rFonts w:ascii="Times New Roman" w:hAnsi="Times New Roman" w:cs="Times New Roman"/>
-          <w:b/>
-          <w:bCs/>
-          <w:sz w:val="24"/>
-          <w:szCs w:val="24"/>
-        </w:rPr>
-        <w:t>[UPDATED 02/1</w:t>
-      </w:r>
-      <w:r>
-        <w:rPr>
-          <w:rFonts w:ascii="Times New Roman" w:hAnsi="Times New Roman" w:cs="Times New Roman"/>
-          <w:b/>
-          <w:bCs/>
-          <w:sz w:val="24"/>
-          <w:szCs w:val="24"/>
-        </w:rPr>
-        <w:t>4</w:t>
-      </w:r>
-      <w:r>
-        <w:rPr>
-          <w:rFonts w:ascii="Times New Roman" w:hAnsi="Times New Roman" w:cs="Times New Roman"/>
-          <w:b/>
-          <w:bCs/>
-          <w:sz w:val="24"/>
-          <w:szCs w:val="24"/>
-        </w:rPr>
-        <w:t>/2025</w:t>
+        <w:t>6</w:t>
       </w:r>
       <w:r>
         <w:rPr>
@@ -1938,7 +1907,6 @@
     </w:p>
     <w:p>
       <w:pPr>
-        <w:ind w:firstLine="720"/>
         <w:rPr>
           <w:rFonts w:ascii="Times New Roman" w:hAnsi="Times New Roman" w:cs="Times New Roman"/>
           <w:sz w:val="24"/>
